--- a/sharepoint-html-kit/appreciation/1-GUIDE-INSTALLATION.docx
+++ b/sharepoint-html-kit/appreciation/1-GUIDE-INSTALLATION.docx
@@ -2,13 +2,13 @@
 <file path=word/document.xml><?xml version="1.0" encoding="utf-8"?>
 <w:document xmlns:w="http://schemas.openxmlformats.org/wordprocessingml/2006/main" xmlns:m="http://schemas.openxmlformats.org/officeDocument/2006/math" xmlns:r="http://schemas.openxmlformats.org/officeDocument/2006/relationships" xmlns:o="urn:schemas-microsoft-com:office:office" xmlns:v="urn:schemas-microsoft-com:vml" xmlns:w10="urn:schemas-microsoft-com:office:word" xmlns:a="http://schemas.openxmlformats.org/drawingml/2006/main" xmlns:pic="http://schemas.openxmlformats.org/drawingml/2006/picture" xmlns:wp="http://schemas.openxmlformats.org/drawingml/2006/wordprocessingDrawing">
   <w:body>
-    <w:bookmarkStart w:id="27" w:name="Xd9e9f2f55a9e5fb95393f01efca4b832a4a28cb"/>
+    <w:bookmarkStart w:id="27" w:name="X268fc978120e4a9fe48955bc446f9fd40a7a46b"/>
     <w:p>
       <w:pPr>
         <w:pStyle w:val="Heading1"/>
       </w:pPr>
       <w:r>
-        <w:t xml:space="preserve">Guide d’installation — Appréciation de la contribution (version 3.6)</w:t>
+        <w:t xml:space="preserve">Guide d’installation — Appréciation de la contribution (version 3.7)</w:t>
       </w:r>
     </w:p>
     <w:p>
@@ -108,7 +108,7 @@
               <w:rPr>
                 <w:rStyle w:val="VerbatimChar"/>
               </w:rPr>
-              <w:t xml:space="preserve">appreciation-cadres-v3.6.html</w:t>
+              <w:t xml:space="preserve">appreciation-cadres-v3.7.html</w:t>
             </w:r>
           </w:p>
         </w:tc>
@@ -1095,7 +1095,7 @@
         <w:rPr>
           <w:rStyle w:val="VerbatimChar"/>
         </w:rPr>
-        <w:t xml:space="preserve">appreciation-cadres-v3.6.html</w:t>
+        <w:t xml:space="preserve">appreciation-cadres-v3.7.html</w:t>
       </w:r>
       <w:r>
         <w:t xml:space="preserve">.</w:t>
@@ -1214,7 +1214,7 @@
         <w:t xml:space="preserve"> </w:t>
       </w:r>
       <w:r>
-        <w:t xml:space="preserve">: le lien reste le même et l’historique garde l’ancienne. Si le nom change (par exemple v3.6 → v3.7), supprimez l’ancienne.</w:t>
+        <w:t xml:space="preserve">: le lien reste le même et l’historique garde l’ancienne. Si le nom change (par exemple v3.7 → v3.7), supprimez l’ancienne.</w:t>
       </w:r>
     </w:p>
     <w:bookmarkEnd w:id="23"/>

--- a/sharepoint-html-kit/appreciation/1-GUIDE-INSTALLATION.docx
+++ b/sharepoint-html-kit/appreciation/1-GUIDE-INSTALLATION.docx
@@ -1110,7 +1110,7 @@
         <w:pStyle w:val="Compact"/>
       </w:pPr>
       <w:r>
-        <w:t xml:space="preserve">Supprimez les anciennes versions (v3.3, v3.4, v3.5).</w:t>
+        <w:t xml:space="preserve">Supprimez les anciennes versions (v3.3 à v3.6).</w:t>
       </w:r>
     </w:p>
     <w:p>
@@ -1853,6 +1853,98 @@
             </w:pPr>
             <w:r>
               <w:t xml:space="preserve">Tout est vidé ; « Qui êtes-vous ? » est redemandé</w:t>
+            </w:r>
+          </w:p>
+        </w:tc>
+        <w:tc>
+          <w:tcPr/>
+          <w:p>
+            <w:pPr>
+              <w:pStyle w:val="Compact"/>
+            </w:pPr>
+          </w:p>
+        </w:tc>
+      </w:tr>
+      <w:tr>
+        <w:tc>
+          <w:tcPr/>
+          <w:p>
+            <w:pPr>
+              <w:pStyle w:val="Compact"/>
+              <w:jc w:val="left"/>
+            </w:pPr>
+            <w:r>
+              <w:t xml:space="preserve">12</w:t>
+            </w:r>
+          </w:p>
+        </w:tc>
+        <w:tc>
+          <w:tcPr/>
+          <w:p>
+            <w:pPr>
+              <w:pStyle w:val="Compact"/>
+              <w:jc w:val="left"/>
+            </w:pPr>
+            <w:r>
+              <w:t xml:space="preserve">Cocher « Supérieur(e) immédiat(e) »</w:t>
+            </w:r>
+          </w:p>
+        </w:tc>
+        <w:tc>
+          <w:tcPr/>
+          <w:p>
+            <w:pPr>
+              <w:pStyle w:val="Compact"/>
+              <w:jc w:val="left"/>
+            </w:pPr>
+            <w:r>
+              <w:t xml:space="preserve">Pas de choix du type de poste : « Ouvrez le dossier de la personne en appréciation »</w:t>
+            </w:r>
+          </w:p>
+        </w:tc>
+        <w:tc>
+          <w:tcPr/>
+          <w:p>
+            <w:pPr>
+              <w:pStyle w:val="Compact"/>
+            </w:pPr>
+          </w:p>
+        </w:tc>
+      </w:tr>
+      <w:tr>
+        <w:tc>
+          <w:tcPr/>
+          <w:p>
+            <w:pPr>
+              <w:pStyle w:val="Compact"/>
+              <w:jc w:val="left"/>
+            </w:pPr>
+            <w:r>
+              <w:t xml:space="preserve">13</w:t>
+            </w:r>
+          </w:p>
+        </w:tc>
+        <w:tc>
+          <w:tcPr/>
+          <w:p>
+            <w:pPr>
+              <w:pStyle w:val="Compact"/>
+              <w:jc w:val="left"/>
+            </w:pPr>
+            <w:r>
+              <w:t xml:space="preserve">« 📁 Charger un dossier » avec le fichier de l’étape 4</w:t>
+            </w:r>
+          </w:p>
+        </w:tc>
+        <w:tc>
+          <w:tcPr/>
+          <w:p>
+            <w:pPr>
+              <w:pStyle w:val="Compact"/>
+              <w:jc w:val="left"/>
+            </w:pPr>
+            <w:r>
+              <w:t xml:space="preserve">Le formulaire s’ouvre avec le type de poste choisi par la personne</w:t>
             </w:r>
           </w:p>
         </w:tc>

--- a/sharepoint-html-kit/appreciation/1-GUIDE-INSTALLATION.docx
+++ b/sharepoint-html-kit/appreciation/1-GUIDE-INSTALLATION.docx
@@ -2,13 +2,13 @@
 <file path=word/document.xml><?xml version="1.0" encoding="utf-8"?>
 <w:document xmlns:w="http://schemas.openxmlformats.org/wordprocessingml/2006/main" xmlns:m="http://schemas.openxmlformats.org/officeDocument/2006/math" xmlns:r="http://schemas.openxmlformats.org/officeDocument/2006/relationships" xmlns:o="urn:schemas-microsoft-com:office:office" xmlns:v="urn:schemas-microsoft-com:vml" xmlns:w10="urn:schemas-microsoft-com:office:word" xmlns:a="http://schemas.openxmlformats.org/drawingml/2006/main" xmlns:pic="http://schemas.openxmlformats.org/drawingml/2006/picture" xmlns:wp="http://schemas.openxmlformats.org/drawingml/2006/wordprocessingDrawing">
   <w:body>
-    <w:bookmarkStart w:id="27" w:name="X268fc978120e4a9fe48955bc446f9fd40a7a46b"/>
+    <w:bookmarkStart w:id="27" w:name="X710c0f2871457f16307833936b165a2c6a60134"/>
     <w:p>
       <w:pPr>
         <w:pStyle w:val="Heading1"/>
       </w:pPr>
       <w:r>
-        <w:t xml:space="preserve">Guide d’installation — Appréciation de la contribution (version 3.7)</w:t>
+        <w:t xml:space="preserve">Guide d’installation — Appréciation de la contribution (version 3.8)</w:t>
       </w:r>
     </w:p>
     <w:p>
@@ -16,7 +16,7 @@
         <w:pStyle w:val="FirstParagraph"/>
       </w:pPr>
       <w:r>
-        <w:t xml:space="preserve">Pour la personne qui installe et entretient l’outil. Mis à jour le 19 octobre 2026.</w:t>
+        <w:t xml:space="preserve">Pour la personne qui installe et entretient l’outil. Mis à jour le 20 octobre 2026.</w:t>
       </w:r>
     </w:p>
     <w:p>
@@ -108,7 +108,7 @@
               <w:rPr>
                 <w:rStyle w:val="VerbatimChar"/>
               </w:rPr>
-              <w:t xml:space="preserve">appreciation-cadres-v3.7.html</w:t>
+              <w:t xml:space="preserve">appreciation-cadres-v3.8.html</w:t>
             </w:r>
           </w:p>
         </w:tc>
@@ -156,13 +156,13 @@
                 <w:bCs/>
                 <w:b/>
               </w:rPr>
-              <w:t xml:space="preserve">trouvent et téléchargent</w:t>
+              <w:t xml:space="preserve">ouvrent</w:t>
             </w:r>
             <w:r>
               <w:t xml:space="preserve"> </w:t>
             </w:r>
             <w:r>
-              <w:t xml:space="preserve">l’application</w:t>
+              <w:t xml:space="preserve">l’application (un clic sur le fichier)</w:t>
             </w:r>
           </w:p>
         </w:tc>
@@ -198,7 +198,23 @@
               <w:jc w:val="left"/>
             </w:pPr>
             <w:r>
-              <w:t xml:space="preserve">La porte d’entrée : chacun y joint son fichier de dépôt. SharePoint note qui l’a déposé</w:t>
+              <w:t xml:space="preserve">La porte d’entrée : chacun y</w:t>
+            </w:r>
+            <w:r>
+              <w:t xml:space="preserve"> </w:t>
+            </w:r>
+            <w:r>
+              <w:rPr>
+                <w:bCs/>
+                <w:b/>
+              </w:rPr>
+              <w:t xml:space="preserve">colle</w:t>
+            </w:r>
+            <w:r>
+              <w:t xml:space="preserve"> </w:t>
+            </w:r>
+            <w:r>
+              <w:t xml:space="preserve">son dépôt dans le champ « Contenu » (ou joint un fichier). SharePoint note qui l’a déposé</w:t>
             </w:r>
           </w:p>
         </w:tc>
@@ -291,13 +307,243 @@
           <w:bCs/>
           <w:b/>
         </w:rPr>
-        <w:t xml:space="preserve">Règle importante :</w:t>
-      </w:r>
-      <w:r>
-        <w:t xml:space="preserve"> </w:t>
-      </w:r>
-      <w:r>
-        <w:t xml:space="preserve">l’aperçu SharePoint (clic sur le fichier dans la bibliothèque) affiche l’application, mais il</w:t>
+        <w:t xml:space="preserve">Deux façons de travailler :</w:t>
+      </w:r>
+    </w:p>
+    <w:tbl>
+      <w:tblPr>
+        <w:tblStyle w:val="Table"/>
+        <w:tblW w:type="pct" w:w="5000"/>
+        <w:tblLook w:firstRow="1" w:lastRow="0" w:firstColumn="0" w:lastColumn="0" w:noHBand="0" w:noVBand="0" w:val="0020"/>
+        <w:jc w:val="start"/>
+      </w:tblPr>
+      <w:tblGrid>
+        <w:gridCol w:w="2640"/>
+        <w:gridCol w:w="2640"/>
+        <w:gridCol w:w="2640"/>
+      </w:tblGrid>
+      <w:tr>
+        <w:trPr>
+          <w:tblHeader w:val="true"/>
+        </w:trPr>
+        <w:tc>
+          <w:tcPr/>
+          <w:p>
+            <w:pPr>
+              <w:pStyle w:val="Compact"/>
+            </w:pPr>
+          </w:p>
+        </w:tc>
+        <w:tc>
+          <w:tcPr/>
+          <w:p>
+            <w:pPr>
+              <w:pStyle w:val="Compact"/>
+              <w:jc w:val="left"/>
+            </w:pPr>
+            <w:r>
+              <w:t xml:space="preserve">Dans SharePoint (clic sur le fichier)</w:t>
+            </w:r>
+          </w:p>
+        </w:tc>
+        <w:tc>
+          <w:tcPr/>
+          <w:p>
+            <w:pPr>
+              <w:pStyle w:val="Compact"/>
+              <w:jc w:val="left"/>
+            </w:pPr>
+            <w:r>
+              <w:t xml:space="preserve">Sur le poste (⤓ Télécharger, puis ouvrir)</w:t>
+            </w:r>
+          </w:p>
+        </w:tc>
+      </w:tr>
+      <w:tr>
+        <w:tc>
+          <w:tcPr/>
+          <w:p>
+            <w:pPr>
+              <w:pStyle w:val="Compact"/>
+              <w:jc w:val="left"/>
+            </w:pPr>
+            <w:r>
+              <w:t xml:space="preserve">Remplir, choisir son rôle et son poste</w:t>
+            </w:r>
+          </w:p>
+        </w:tc>
+        <w:tc>
+          <w:tcPr/>
+          <w:p>
+            <w:pPr>
+              <w:pStyle w:val="Compact"/>
+              <w:jc w:val="left"/>
+            </w:pPr>
+            <w:r>
+              <w:t xml:space="preserve">✅</w:t>
+            </w:r>
+          </w:p>
+        </w:tc>
+        <w:tc>
+          <w:tcPr/>
+          <w:p>
+            <w:pPr>
+              <w:pStyle w:val="Compact"/>
+              <w:jc w:val="left"/>
+            </w:pPr>
+            <w:r>
+              <w:t xml:space="preserve">✅</w:t>
+            </w:r>
+          </w:p>
+        </w:tc>
+      </w:tr>
+      <w:tr>
+        <w:tc>
+          <w:tcPr/>
+          <w:p>
+            <w:pPr>
+              <w:pStyle w:val="Compact"/>
+              <w:jc w:val="left"/>
+            </w:pPr>
+            <w:r>
+              <w:t xml:space="preserve">Garder la saisie si on ferme la page</w:t>
+            </w:r>
+          </w:p>
+        </w:tc>
+        <w:tc>
+          <w:tcPr/>
+          <w:p>
+            <w:pPr>
+              <w:pStyle w:val="Compact"/>
+              <w:jc w:val="left"/>
+            </w:pPr>
+            <w:r>
+              <w:t xml:space="preserve">❌ : il faut</w:t>
+            </w:r>
+            <w:r>
+              <w:t xml:space="preserve"> </w:t>
+            </w:r>
+            <w:r>
+              <w:rPr>
+                <w:bCs/>
+                <w:b/>
+              </w:rPr>
+              <w:t xml:space="preserve">déposer</w:t>
+            </w:r>
+            <w:r>
+              <w:t xml:space="preserve"> </w:t>
+            </w:r>
+            <w:r>
+              <w:t xml:space="preserve">avant de partir</w:t>
+            </w:r>
+          </w:p>
+        </w:tc>
+        <w:tc>
+          <w:tcPr/>
+          <w:p>
+            <w:pPr>
+              <w:pStyle w:val="Compact"/>
+              <w:jc w:val="left"/>
+            </w:pPr>
+            <w:r>
+              <w:t xml:space="preserve">✅ brouillon protégé par mot de passe</w:t>
+            </w:r>
+          </w:p>
+        </w:tc>
+      </w:tr>
+      <w:tr>
+        <w:tc>
+          <w:tcPr/>
+          <w:p>
+            <w:pPr>
+              <w:pStyle w:val="Compact"/>
+              <w:jc w:val="left"/>
+            </w:pPr>
+            <w:r>
+              <w:t xml:space="preserve">Déposer</w:t>
+            </w:r>
+          </w:p>
+        </w:tc>
+        <w:tc>
+          <w:tcPr/>
+          <w:p>
+            <w:pPr>
+              <w:pStyle w:val="Compact"/>
+              <w:jc w:val="left"/>
+            </w:pPr>
+            <w:r>
+              <w:rPr>
+                <w:bCs/>
+                <w:b/>
+              </w:rPr>
+              <w:t xml:space="preserve">Copier-coller</w:t>
+            </w:r>
+            <w:r>
+              <w:t xml:space="preserve"> </w:t>
+            </w:r>
+            <w:r>
+              <w:t xml:space="preserve">dans le champ « Contenu »</w:t>
+            </w:r>
+          </w:p>
+        </w:tc>
+        <w:tc>
+          <w:tcPr/>
+          <w:p>
+            <w:pPr>
+              <w:pStyle w:val="Compact"/>
+              <w:jc w:val="left"/>
+            </w:pPr>
+            <w:r>
+              <w:t xml:space="preserve">Fichier joint au formulaire de dépôt</w:t>
+            </w:r>
+          </w:p>
+        </w:tc>
+      </w:tr>
+      <w:tr>
+        <w:tc>
+          <w:tcPr/>
+          <w:p>
+            <w:pPr>
+              <w:pStyle w:val="Compact"/>
+              <w:jc w:val="left"/>
+            </w:pPr>
+            <w:r>
+              <w:t xml:space="preserve">Reprendre un dossier</w:t>
+            </w:r>
+          </w:p>
+        </w:tc>
+        <w:tc>
+          <w:tcPr/>
+          <w:p>
+            <w:pPr>
+              <w:pStyle w:val="Compact"/>
+              <w:jc w:val="left"/>
+            </w:pPr>
+            <w:r>
+              <w:t xml:space="preserve">📂 Mes dossiers, puis 📁 Charger un dossier</w:t>
+            </w:r>
+          </w:p>
+        </w:tc>
+        <w:tc>
+          <w:tcPr/>
+          <w:p>
+            <w:pPr>
+              <w:pStyle w:val="Compact"/>
+              <w:jc w:val="left"/>
+            </w:pPr>
+            <w:r>
+              <w:t xml:space="preserve">Idem, ou le brouillon du poste</w:t>
+            </w:r>
+          </w:p>
+        </w:tc>
+      </w:tr>
+    </w:tbl>
+    <w:p>
+      <w:pPr>
+        <w:pStyle w:val="BodyText"/>
+      </w:pPr>
+      <w:r>
+        <w:t xml:space="preserve">SharePoint bloque l’enregistrement et les téléchargements dans l’aperçu ; c’est une règle de Microsoft. L’application le détecte et passe d’elle-même en</w:t>
       </w:r>
       <w:r>
         <w:t xml:space="preserve"> </w:t>
@@ -307,10 +553,20 @@
           <w:bCs/>
           <w:b/>
         </w:rPr>
-        <w:t xml:space="preserve">bloque l’enregistrement et les téléchargements</w:t>
-      </w:r>
-      <w:r>
-        <w:t xml:space="preserve">. On travaille donc dans le fichier</w:t>
+        <w:t xml:space="preserve">mode SharePoint</w:t>
+      </w:r>
+      <w:r>
+        <w:t xml:space="preserve">, avec un bandeau qui l’explique.</w:t>
+      </w:r>
+    </w:p>
+    <w:bookmarkEnd w:id="20"/>
+    <w:bookmarkStart w:id="21" w:name="X6c29b0743497cb122d4f2a01787f23eca296a2a"/>
+    <w:p>
+      <w:pPr>
+        <w:pStyle w:val="Heading2"/>
+      </w:pPr>
+      <w:r>
+        <w:t xml:space="preserve">2. La liste « Depot_Appreciations » ✅ (créée le 19 octobre) —</w:t>
       </w:r>
       <w:r>
         <w:t xml:space="preserve"> </w:t>
@@ -320,20 +576,7 @@
           <w:bCs/>
           <w:b/>
         </w:rPr>
-        <w:t xml:space="preserve">téléchargé et ouvert sur le poste</w:t>
-      </w:r>
-      <w:r>
-        <w:t xml:space="preserve">. C’est une règle de Microsoft ; l’application l’indique elle-même dans un bandeau.</w:t>
-      </w:r>
-    </w:p>
-    <w:bookmarkEnd w:id="20"/>
-    <w:bookmarkStart w:id="21" w:name="Xaa89633e63d17db8438b0d199eb4bc359ef4bdb"/>
-    <w:p>
-      <w:pPr>
-        <w:pStyle w:val="Heading2"/>
-      </w:pPr>
-      <w:r>
-        <w:t xml:space="preserve">2. Créer la liste « Depot_Appreciations » ✅ (faite le 19 octobre)</w:t>
+        <w:t xml:space="preserve">ajouter la colonne « Contenu »</w:t>
       </w:r>
     </w:p>
     <w:p>
@@ -341,7 +584,14 @@
         <w:pStyle w:val="FirstParagraph"/>
       </w:pPr>
       <w:r>
-        <w:t xml:space="preserve">Pour mémoire, si elle est à refaire :</w:t>
+        <w:rPr>
+          <w:bCs/>
+          <w:b/>
+        </w:rPr>
+        <w:t xml:space="preserve">À faire maintenant (2 minutes)</w:t>
+      </w:r>
+      <w:r>
+        <w:t xml:space="preserve">, pour le dépôt dans SharePoint :</w:t>
       </w:r>
     </w:p>
     <w:p>
@@ -353,7 +603,7 @@
         <w:pStyle w:val="Compact"/>
       </w:pPr>
       <w:r>
-        <w:t xml:space="preserve">Dans le site, cliquez sur</w:t>
+        <w:t xml:space="preserve">Ouvrez la liste</w:t>
       </w:r>
       <w:r>
         <w:t xml:space="preserve"> </w:t>
@@ -363,35 +613,7 @@
           <w:bCs/>
           <w:b/>
         </w:rPr>
-        <w:t xml:space="preserve">+ Nouveau › Liste › Liste vide</w:t>
-      </w:r>
-      <w:r>
-        <w:t xml:space="preserve">. Nom :</w:t>
-      </w:r>
-      <w:r>
-        <w:t xml:space="preserve"> </w:t>
-      </w:r>
-      <w:r>
-        <w:rPr>
-          <w:rStyle w:val="VerbatimChar"/>
-        </w:rPr>
         <w:t xml:space="preserve">Depot_Appreciations</w:t>
-      </w:r>
-      <w:r>
-        <w:t xml:space="preserve"> </w:t>
-      </w:r>
-      <w:r>
-        <w:t xml:space="preserve">(à la lettre). Cliquez sur</w:t>
-      </w:r>
-      <w:r>
-        <w:t xml:space="preserve"> </w:t>
-      </w:r>
-      <w:r>
-        <w:rPr>
-          <w:bCs/>
-          <w:b/>
-        </w:rPr>
-        <w:t xml:space="preserve">Créer</w:t>
       </w:r>
       <w:r>
         <w:t xml:space="preserve">.</w:t>
@@ -406,7 +628,7 @@
         <w:pStyle w:val="Compact"/>
       </w:pPr>
       <w:r>
-        <w:t xml:space="preserve">Allez dans ⚙️ ›</w:t>
+        <w:t xml:space="preserve">Cliquez sur</w:t>
       </w:r>
       <w:r>
         <w:t xml:space="preserve"> </w:t>
@@ -416,39 +638,7 @@
           <w:bCs/>
           <w:b/>
         </w:rPr>
-        <w:t xml:space="preserve">Paramètres de la liste</w:t>
-      </w:r>
-      <w:r>
-        <w:t xml:space="preserve"> </w:t>
-      </w:r>
-      <w:r>
-        <w:t xml:space="preserve">› colonne</w:t>
-      </w:r>
-      <w:r>
-        <w:t xml:space="preserve"> </w:t>
-      </w:r>
-      <w:r>
-        <w:rPr>
-          <w:bCs/>
-          <w:b/>
-        </w:rPr>
-        <w:t xml:space="preserve">Titre</w:t>
-      </w:r>
-      <w:r>
-        <w:t xml:space="preserve"> </w:t>
-      </w:r>
-      <w:r>
-        <w:t xml:space="preserve">: « Exiger que cette colonne contienne des informations » =</w:t>
-      </w:r>
-      <w:r>
-        <w:t xml:space="preserve"> </w:t>
-      </w:r>
-      <w:r>
-        <w:rPr>
-          <w:bCs/>
-          <w:b/>
-        </w:rPr>
-        <w:t xml:space="preserve">Non</w:t>
+        <w:t xml:space="preserve">+ Ajouter une colonne › Plusieurs lignes de texte</w:t>
       </w:r>
       <w:r>
         <w:t xml:space="preserve">.</w:t>
@@ -463,7 +653,22 @@
         <w:pStyle w:val="Compact"/>
       </w:pPr>
       <w:r>
-        <w:t xml:space="preserve">Dans</w:t>
+        <w:t xml:space="preserve">Nom :</w:t>
+      </w:r>
+      <w:r>
+        <w:t xml:space="preserve"> </w:t>
+      </w:r>
+      <w:r>
+        <w:rPr>
+          <w:rStyle w:val="VerbatimChar"/>
+        </w:rPr>
+        <w:t xml:space="preserve">Contenu</w:t>
+      </w:r>
+      <w:r>
+        <w:t xml:space="preserve"> </w:t>
+      </w:r>
+      <w:r>
+        <w:t xml:space="preserve">(à la lettre). Ouvrez</w:t>
       </w:r>
       <w:r>
         <w:t xml:space="preserve"> </w:t>
@@ -473,25 +678,13 @@
           <w:bCs/>
           <w:b/>
         </w:rPr>
-        <w:t xml:space="preserve">Paramètres avancés</w:t>
-      </w:r>
-      <w:r>
-        <w:t xml:space="preserve"> </w:t>
-      </w:r>
-      <w:r>
-        <w:t xml:space="preserve">:</w:t>
-      </w:r>
-    </w:p>
-    <w:p>
-      <w:pPr>
-        <w:numPr>
-          <w:ilvl w:val="1"/>
-          <w:numId w:val="1002"/>
-        </w:numPr>
-        <w:pStyle w:val="Compact"/>
-      </w:pPr>
-      <w:r>
-        <w:t xml:space="preserve">Pièces jointes :</w:t>
+        <w:t xml:space="preserve">Plus d’options</w:t>
+      </w:r>
+      <w:r>
+        <w:t xml:space="preserve"> </w:t>
+      </w:r>
+      <w:r>
+        <w:t xml:space="preserve">et</w:t>
       </w:r>
       <w:r>
         <w:t xml:space="preserve"> </w:t>
@@ -501,66 +694,13 @@
           <w:bCs/>
           <w:b/>
         </w:rPr>
-        <w:t xml:space="preserve">Activées</w:t>
-      </w:r>
-      <w:r>
-        <w:t xml:space="preserve"> </w:t>
-      </w:r>
-      <w:r>
-        <w:t xml:space="preserve">;</w:t>
-      </w:r>
-    </w:p>
-    <w:p>
-      <w:pPr>
-        <w:numPr>
-          <w:ilvl w:val="1"/>
-          <w:numId w:val="1002"/>
-        </w:numPr>
-        <w:pStyle w:val="Compact"/>
-      </w:pPr>
-      <w:r>
-        <w:t xml:space="preserve">Accès en lecture :</w:t>
-      </w:r>
-      <w:r>
-        <w:t xml:space="preserve"> </w:t>
-      </w:r>
-      <w:r>
-        <w:rPr>
-          <w:bCs/>
-          <w:b/>
-        </w:rPr>
-        <w:t xml:space="preserve">Lire les éléments créés par l’utilisateur</w:t>
-      </w:r>
-      <w:r>
-        <w:t xml:space="preserve"> </w:t>
-      </w:r>
-      <w:r>
-        <w:t xml:space="preserve">;</w:t>
-      </w:r>
-    </w:p>
-    <w:p>
-      <w:pPr>
-        <w:numPr>
-          <w:ilvl w:val="1"/>
-          <w:numId w:val="1002"/>
-        </w:numPr>
-        <w:pStyle w:val="Compact"/>
-      </w:pPr>
-      <w:r>
-        <w:t xml:space="preserve">Accès en création et modification :</w:t>
-      </w:r>
-      <w:r>
-        <w:t xml:space="preserve"> </w:t>
-      </w:r>
-      <w:r>
-        <w:rPr>
-          <w:bCs/>
-          <w:b/>
-        </w:rPr>
-        <w:t xml:space="preserve">Créer des éléments et modifier les éléments créés par l’utilisateur</w:t>
-      </w:r>
-      <w:r>
-        <w:t xml:space="preserve">.</w:t>
+        <w:t xml:space="preserve">désactivez « Utiliser le texte enrichi »</w:t>
+      </w:r>
+      <w:r>
+        <w:t xml:space="preserve"> </w:t>
+      </w:r>
+      <w:r>
+        <w:t xml:space="preserve">: le champ doit rester en texte brut.</w:t>
       </w:r>
     </w:p>
     <w:p>
@@ -572,22 +712,7 @@
         <w:pStyle w:val="Compact"/>
       </w:pPr>
       <w:r>
-        <w:t xml:space="preserve">Vérifiez : l’adresse</w:t>
-      </w:r>
-      <w:r>
-        <w:t xml:space="preserve"> </w:t>
-      </w:r>
-      <w:r>
-        <w:rPr>
-          <w:rStyle w:val="VerbatimChar"/>
-        </w:rPr>
-        <w:t xml:space="preserve">https://villedequebec.sharepoint.com/sites/SandBoxAnnieAudet/Lists/Depot_Appreciations/NewForm.aspx</w:t>
-      </w:r>
-      <w:r>
-        <w:t xml:space="preserve"> </w:t>
-      </w:r>
-      <w:r>
-        <w:t xml:space="preserve">doit afficher « Nouvel élément », avec</w:t>
+        <w:t xml:space="preserve">Cliquez sur</w:t>
       </w:r>
       <w:r>
         <w:t xml:space="preserve"> </w:t>
@@ -597,32 +722,204 @@
           <w:bCs/>
           <w:b/>
         </w:rPr>
-        <w:t xml:space="preserve">Ajouter des pièces jointes</w:t>
+        <w:t xml:space="preserve">Enregistrer</w:t>
       </w:r>
       <w:r>
         <w:t xml:space="preserve">.</w:t>
-      </w:r>
-    </w:p>
-    <w:bookmarkEnd w:id="21"/>
-    <w:bookmarkStart w:id="22" w:name="X25236c87a9cc0a5144aa10825660aedbf06345f"/>
-    <w:p>
-      <w:pPr>
-        <w:pStyle w:val="Heading2"/>
-      </w:pPr>
-      <w:r>
-        <w:t xml:space="preserve">3. Créer la bibliothèque « Dossiers_Appreciations »</w:t>
       </w:r>
     </w:p>
     <w:p>
       <w:pPr>
         <w:numPr>
           <w:ilvl w:val="0"/>
+          <w:numId w:val="1001"/>
+        </w:numPr>
+        <w:pStyle w:val="Compact"/>
+      </w:pPr>
+      <w:r>
+        <w:t xml:space="preserve">Vérifiez : le formulaire « Nouvel élément » affiche maintenant un grand champ</w:t>
+      </w:r>
+      <w:r>
+        <w:t xml:space="preserve"> </w:t>
+      </w:r>
+      <w:r>
+        <w:rPr>
+          <w:bCs/>
+          <w:b/>
+        </w:rPr>
+        <w:t xml:space="preserve">Contenu</w:t>
+      </w:r>
+      <w:r>
+        <w:t xml:space="preserve"> </w:t>
+      </w:r>
+      <w:r>
+        <w:t xml:space="preserve">au-dessus de « Pièces jointes ».</w:t>
+      </w:r>
+    </w:p>
+    <w:p>
+      <w:pPr>
+        <w:pStyle w:val="FirstParagraph"/>
+      </w:pPr>
+      <w:r>
+        <w:t xml:space="preserve">Un dossier complet fait environ 20 000 caractères. Le champ en accepte environ 64 000. Si un dépôt était trop long, l’application le signale et propose de joindre un fichier à la place.</w:t>
+      </w:r>
+    </w:p>
+    <w:p>
+      <w:pPr>
+        <w:pStyle w:val="BodyText"/>
+      </w:pPr>
+      <w:r>
+        <w:t xml:space="preserve">Pour mémoire, si la liste est à refaire :</w:t>
+      </w:r>
+    </w:p>
+    <w:p>
+      <w:pPr>
+        <w:numPr>
+          <w:ilvl w:val="0"/>
+          <w:numId w:val="1002"/>
+        </w:numPr>
+        <w:pStyle w:val="Compact"/>
+      </w:pPr>
+      <w:r>
+        <w:t xml:space="preserve">Dans le site, cliquez sur</w:t>
+      </w:r>
+      <w:r>
+        <w:t xml:space="preserve"> </w:t>
+      </w:r>
+      <w:r>
+        <w:rPr>
+          <w:bCs/>
+          <w:b/>
+        </w:rPr>
+        <w:t xml:space="preserve">+ Nouveau › Liste › Liste vide</w:t>
+      </w:r>
+      <w:r>
+        <w:t xml:space="preserve">. Nom :</w:t>
+      </w:r>
+      <w:r>
+        <w:t xml:space="preserve"> </w:t>
+      </w:r>
+      <w:r>
+        <w:rPr>
+          <w:rStyle w:val="VerbatimChar"/>
+        </w:rPr>
+        <w:t xml:space="preserve">Depot_Appreciations</w:t>
+      </w:r>
+      <w:r>
+        <w:t xml:space="preserve"> </w:t>
+      </w:r>
+      <w:r>
+        <w:t xml:space="preserve">(à la lettre). Cliquez sur</w:t>
+      </w:r>
+      <w:r>
+        <w:t xml:space="preserve"> </w:t>
+      </w:r>
+      <w:r>
+        <w:rPr>
+          <w:bCs/>
+          <w:b/>
+        </w:rPr>
+        <w:t xml:space="preserve">Créer</w:t>
+      </w:r>
+      <w:r>
+        <w:t xml:space="preserve">.</w:t>
+      </w:r>
+    </w:p>
+    <w:p>
+      <w:pPr>
+        <w:numPr>
+          <w:ilvl w:val="0"/>
+          <w:numId w:val="1002"/>
+        </w:numPr>
+        <w:pStyle w:val="Compact"/>
+      </w:pPr>
+      <w:r>
+        <w:t xml:space="preserve">Allez dans ⚙️ ›</w:t>
+      </w:r>
+      <w:r>
+        <w:t xml:space="preserve"> </w:t>
+      </w:r>
+      <w:r>
+        <w:rPr>
+          <w:bCs/>
+          <w:b/>
+        </w:rPr>
+        <w:t xml:space="preserve">Paramètres de la liste</w:t>
+      </w:r>
+      <w:r>
+        <w:t xml:space="preserve"> </w:t>
+      </w:r>
+      <w:r>
+        <w:t xml:space="preserve">› colonne</w:t>
+      </w:r>
+      <w:r>
+        <w:t xml:space="preserve"> </w:t>
+      </w:r>
+      <w:r>
+        <w:rPr>
+          <w:bCs/>
+          <w:b/>
+        </w:rPr>
+        <w:t xml:space="preserve">Titre</w:t>
+      </w:r>
+      <w:r>
+        <w:t xml:space="preserve"> </w:t>
+      </w:r>
+      <w:r>
+        <w:t xml:space="preserve">: « Exiger que cette colonne contienne des informations » =</w:t>
+      </w:r>
+      <w:r>
+        <w:t xml:space="preserve"> </w:t>
+      </w:r>
+      <w:r>
+        <w:rPr>
+          <w:bCs/>
+          <w:b/>
+        </w:rPr>
+        <w:t xml:space="preserve">Non</w:t>
+      </w:r>
+      <w:r>
+        <w:t xml:space="preserve">.</w:t>
+      </w:r>
+    </w:p>
+    <w:p>
+      <w:pPr>
+        <w:numPr>
+          <w:ilvl w:val="0"/>
+          <w:numId w:val="1002"/>
+        </w:numPr>
+        <w:pStyle w:val="Compact"/>
+      </w:pPr>
+      <w:r>
+        <w:t xml:space="preserve">Dans</w:t>
+      </w:r>
+      <w:r>
+        <w:t xml:space="preserve"> </w:t>
+      </w:r>
+      <w:r>
+        <w:rPr>
+          <w:bCs/>
+          <w:b/>
+        </w:rPr>
+        <w:t xml:space="preserve">Paramètres avancés</w:t>
+      </w:r>
+      <w:r>
+        <w:t xml:space="preserve"> </w:t>
+      </w:r>
+      <w:r>
+        <w:t xml:space="preserve">:</w:t>
+      </w:r>
+    </w:p>
+    <w:p>
+      <w:pPr>
+        <w:numPr>
+          <w:ilvl w:val="1"/>
           <w:numId w:val="1003"/>
         </w:numPr>
         <w:pStyle w:val="Compact"/>
       </w:pPr>
       <w:r>
-        <w:t xml:space="preserve">Cliquez sur</w:t>
+        <w:t xml:space="preserve">Pièces jointes :</w:t>
       </w:r>
       <w:r>
         <w:t xml:space="preserve"> </w:t>
@@ -632,25 +929,25 @@
           <w:bCs/>
           <w:b/>
         </w:rPr>
-        <w:t xml:space="preserve">+ Nouveau › Bibliothèque de documents › Bibliothèque vide</w:t>
-      </w:r>
-      <w:r>
-        <w:t xml:space="preserve">. Nom :</w:t>
-      </w:r>
-      <w:r>
-        <w:t xml:space="preserve"> </w:t>
-      </w:r>
-      <w:r>
-        <w:rPr>
-          <w:rStyle w:val="VerbatimChar"/>
-        </w:rPr>
-        <w:t xml:space="preserve">Dossiers_Appreciations</w:t>
-      </w:r>
-      <w:r>
-        <w:t xml:space="preserve"> </w:t>
-      </w:r>
-      <w:r>
-        <w:t xml:space="preserve">(à la lettre). Cliquez sur</w:t>
+        <w:t xml:space="preserve">Activées</w:t>
+      </w:r>
+      <w:r>
+        <w:t xml:space="preserve"> </w:t>
+      </w:r>
+      <w:r>
+        <w:t xml:space="preserve">;</w:t>
+      </w:r>
+    </w:p>
+    <w:p>
+      <w:pPr>
+        <w:numPr>
+          <w:ilvl w:val="1"/>
+          <w:numId w:val="1003"/>
+        </w:numPr>
+        <w:pStyle w:val="Compact"/>
+      </w:pPr>
+      <w:r>
+        <w:t xml:space="preserve">Accès en lecture :</w:t>
       </w:r>
       <w:r>
         <w:t xml:space="preserve"> </w:t>
@@ -660,7 +957,35 @@
           <w:bCs/>
           <w:b/>
         </w:rPr>
-        <w:t xml:space="preserve">Créer</w:t>
+        <w:t xml:space="preserve">Lire les éléments créés par l’utilisateur</w:t>
+      </w:r>
+      <w:r>
+        <w:t xml:space="preserve"> </w:t>
+      </w:r>
+      <w:r>
+        <w:t xml:space="preserve">;</w:t>
+      </w:r>
+    </w:p>
+    <w:p>
+      <w:pPr>
+        <w:numPr>
+          <w:ilvl w:val="1"/>
+          <w:numId w:val="1003"/>
+        </w:numPr>
+        <w:pStyle w:val="Compact"/>
+      </w:pPr>
+      <w:r>
+        <w:t xml:space="preserve">Accès en création et modification :</w:t>
+      </w:r>
+      <w:r>
+        <w:t xml:space="preserve"> </w:t>
+      </w:r>
+      <w:r>
+        <w:rPr>
+          <w:bCs/>
+          <w:b/>
+        </w:rPr>
+        <w:t xml:space="preserve">Créer des éléments et modifier les éléments créés par l’utilisateur</w:t>
       </w:r>
       <w:r>
         <w:t xml:space="preserve">.</w:t>
@@ -670,7 +995,154 @@
       <w:pPr>
         <w:numPr>
           <w:ilvl w:val="0"/>
-          <w:numId w:val="1003"/>
+          <w:numId w:val="1002"/>
+        </w:numPr>
+        <w:pStyle w:val="Compact"/>
+      </w:pPr>
+      <w:r>
+        <w:t xml:space="preserve">Ajoutez la colonne</w:t>
+      </w:r>
+      <w:r>
+        <w:t xml:space="preserve"> </w:t>
+      </w:r>
+      <w:r>
+        <w:rPr>
+          <w:bCs/>
+          <w:b/>
+        </w:rPr>
+        <w:t xml:space="preserve">Contenu</w:t>
+      </w:r>
+      <w:r>
+        <w:t xml:space="preserve"> </w:t>
+      </w:r>
+      <w:r>
+        <w:t xml:space="preserve">(voir plus haut).</w:t>
+      </w:r>
+    </w:p>
+    <w:p>
+      <w:pPr>
+        <w:numPr>
+          <w:ilvl w:val="0"/>
+          <w:numId w:val="1002"/>
+        </w:numPr>
+        <w:pStyle w:val="Compact"/>
+      </w:pPr>
+      <w:r>
+        <w:t xml:space="preserve">Vérifiez : l’adresse</w:t>
+      </w:r>
+      <w:r>
+        <w:t xml:space="preserve"> </w:t>
+      </w:r>
+      <w:r>
+        <w:rPr>
+          <w:rStyle w:val="VerbatimChar"/>
+        </w:rPr>
+        <w:t xml:space="preserve">https://villedequebec.sharepoint.com/sites/SandBoxAnnieAudet/Lists/Depot_Appreciations/NewForm.aspx</w:t>
+      </w:r>
+      <w:r>
+        <w:t xml:space="preserve"> </w:t>
+      </w:r>
+      <w:r>
+        <w:t xml:space="preserve">doit afficher « Nouvel élément », avec</w:t>
+      </w:r>
+      <w:r>
+        <w:t xml:space="preserve"> </w:t>
+      </w:r>
+      <w:r>
+        <w:rPr>
+          <w:bCs/>
+          <w:b/>
+        </w:rPr>
+        <w:t xml:space="preserve">Contenu</w:t>
+      </w:r>
+      <w:r>
+        <w:t xml:space="preserve"> </w:t>
+      </w:r>
+      <w:r>
+        <w:t xml:space="preserve">et</w:t>
+      </w:r>
+      <w:r>
+        <w:t xml:space="preserve"> </w:t>
+      </w:r>
+      <w:r>
+        <w:rPr>
+          <w:bCs/>
+          <w:b/>
+        </w:rPr>
+        <w:t xml:space="preserve">Ajouter des pièces jointes</w:t>
+      </w:r>
+      <w:r>
+        <w:t xml:space="preserve">.</w:t>
+      </w:r>
+    </w:p>
+    <w:bookmarkEnd w:id="21"/>
+    <w:bookmarkStart w:id="22" w:name="X25236c87a9cc0a5144aa10825660aedbf06345f"/>
+    <w:p>
+      <w:pPr>
+        <w:pStyle w:val="Heading2"/>
+      </w:pPr>
+      <w:r>
+        <w:t xml:space="preserve">3. Créer la bibliothèque « Dossiers_Appreciations »</w:t>
+      </w:r>
+    </w:p>
+    <w:p>
+      <w:pPr>
+        <w:numPr>
+          <w:ilvl w:val="0"/>
+          <w:numId w:val="1004"/>
+        </w:numPr>
+        <w:pStyle w:val="Compact"/>
+      </w:pPr>
+      <w:r>
+        <w:t xml:space="preserve">Cliquez sur</w:t>
+      </w:r>
+      <w:r>
+        <w:t xml:space="preserve"> </w:t>
+      </w:r>
+      <w:r>
+        <w:rPr>
+          <w:bCs/>
+          <w:b/>
+        </w:rPr>
+        <w:t xml:space="preserve">+ Nouveau › Bibliothèque de documents › Bibliothèque vide</w:t>
+      </w:r>
+      <w:r>
+        <w:t xml:space="preserve">. Nom :</w:t>
+      </w:r>
+      <w:r>
+        <w:t xml:space="preserve"> </w:t>
+      </w:r>
+      <w:r>
+        <w:rPr>
+          <w:rStyle w:val="VerbatimChar"/>
+        </w:rPr>
+        <w:t xml:space="preserve">Dossiers_Appreciations</w:t>
+      </w:r>
+      <w:r>
+        <w:t xml:space="preserve"> </w:t>
+      </w:r>
+      <w:r>
+        <w:t xml:space="preserve">(à la lettre). Cliquez sur</w:t>
+      </w:r>
+      <w:r>
+        <w:t xml:space="preserve"> </w:t>
+      </w:r>
+      <w:r>
+        <w:rPr>
+          <w:bCs/>
+          <w:b/>
+        </w:rPr>
+        <w:t xml:space="preserve">Créer</w:t>
+      </w:r>
+      <w:r>
+        <w:t xml:space="preserve">.</w:t>
+      </w:r>
+    </w:p>
+    <w:p>
+      <w:pPr>
+        <w:numPr>
+          <w:ilvl w:val="0"/>
+          <w:numId w:val="1004"/>
         </w:numPr>
         <w:pStyle w:val="Compact"/>
       </w:pPr>
@@ -895,7 +1367,7 @@
       <w:pPr>
         <w:numPr>
           <w:ilvl w:val="0"/>
-          <w:numId w:val="1004"/>
+          <w:numId w:val="1005"/>
         </w:numPr>
         <w:pStyle w:val="Compact"/>
       </w:pPr>
@@ -962,43 +1434,6 @@
       </w:r>
       <w:r>
         <w:t xml:space="preserve">versions.</w:t>
-      </w:r>
-    </w:p>
-    <w:p>
-      <w:pPr>
-        <w:numPr>
-          <w:ilvl w:val="0"/>
-          <w:numId w:val="1004"/>
-        </w:numPr>
-        <w:pStyle w:val="Compact"/>
-      </w:pPr>
-      <w:r>
-        <w:t xml:space="preserve">Vérifiez : l’adresse</w:t>
-      </w:r>
-      <w:r>
-        <w:t xml:space="preserve"> </w:t>
-      </w:r>
-      <w:r>
-        <w:rPr>
-          <w:rStyle w:val="VerbatimChar"/>
-        </w:rPr>
-        <w:t xml:space="preserve">https://villedequebec.sharepoint.com/sites/SandBoxAnnieAudet/Dossiers_Appreciations</w:t>
-      </w:r>
-      <w:r>
-        <w:t xml:space="preserve"> </w:t>
-      </w:r>
-      <w:r>
-        <w:t xml:space="preserve">doit s’ouvrir.</w:t>
-      </w:r>
-    </w:p>
-    <w:bookmarkEnd w:id="22"/>
-    <w:bookmarkStart w:id="23" w:name="déposer-lapplication"/>
-    <w:p>
-      <w:pPr>
-        <w:pStyle w:val="Heading2"/>
-      </w:pPr>
-      <w:r>
-        <w:t xml:space="preserve">4. Déposer l’application</w:t>
       </w:r>
     </w:p>
     <w:p>
@@ -1010,6 +1445,43 @@
         <w:pStyle w:val="Compact"/>
       </w:pPr>
       <w:r>
+        <w:t xml:space="preserve">Vérifiez : l’adresse</w:t>
+      </w:r>
+      <w:r>
+        <w:t xml:space="preserve"> </w:t>
+      </w:r>
+      <w:r>
+        <w:rPr>
+          <w:rStyle w:val="VerbatimChar"/>
+        </w:rPr>
+        <w:t xml:space="preserve">https://villedequebec.sharepoint.com/sites/SandBoxAnnieAudet/Dossiers_Appreciations</w:t>
+      </w:r>
+      <w:r>
+        <w:t xml:space="preserve"> </w:t>
+      </w:r>
+      <w:r>
+        <w:t xml:space="preserve">doit s’ouvrir.</w:t>
+      </w:r>
+    </w:p>
+    <w:bookmarkEnd w:id="22"/>
+    <w:bookmarkStart w:id="23" w:name="déposer-lapplication"/>
+    <w:p>
+      <w:pPr>
+        <w:pStyle w:val="Heading2"/>
+      </w:pPr>
+      <w:r>
+        <w:t xml:space="preserve">4. Déposer l’application</w:t>
+      </w:r>
+    </w:p>
+    <w:p>
+      <w:pPr>
+        <w:numPr>
+          <w:ilvl w:val="0"/>
+          <w:numId w:val="1006"/>
+        </w:numPr>
+        <w:pStyle w:val="Compact"/>
+      </w:pPr>
+      <w:r>
         <w:t xml:space="preserve">Dans la bibliothèque « Appréciation de la contribution des cadres », créez si vous le voulez un dossier</w:t>
       </w:r>
       <w:r>
@@ -1030,7 +1502,7 @@
       <w:pPr>
         <w:numPr>
           <w:ilvl w:val="0"/>
-          <w:numId w:val="1005"/>
+          <w:numId w:val="1006"/>
         </w:numPr>
         <w:pStyle w:val="Compact"/>
       </w:pPr>
@@ -1065,7 +1537,7 @@
       <w:pPr>
         <w:numPr>
           <w:ilvl w:val="0"/>
-          <w:numId w:val="1005"/>
+          <w:numId w:val="1006"/>
         </w:numPr>
         <w:pStyle w:val="Compact"/>
       </w:pPr>
@@ -1095,7 +1567,7 @@
         <w:rPr>
           <w:rStyle w:val="VerbatimChar"/>
         </w:rPr>
-        <w:t xml:space="preserve">appreciation-cadres-v3.7.html</w:t>
+        <w:t xml:space="preserve">appreciation-cadres-v3.8.html</w:t>
       </w:r>
       <w:r>
         <w:t xml:space="preserve">.</w:t>
@@ -1105,7 +1577,7 @@
       <w:pPr>
         <w:numPr>
           <w:ilvl w:val="0"/>
-          <w:numId w:val="1005"/>
+          <w:numId w:val="1006"/>
         </w:numPr>
         <w:pStyle w:val="Compact"/>
       </w:pPr>
@@ -1214,7 +1686,7 @@
         <w:t xml:space="preserve"> </w:t>
       </w:r>
       <w:r>
-        <w:t xml:space="preserve">: le lien reste le même et l’historique garde l’ancienne. Si le nom change (par exemple v3.7 → v3.7), supprimez l’ancienne.</w:t>
+        <w:t xml:space="preserve">: le lien reste le même et l’historique garde l’ancienne. Si le nom change (par exemple v3.8 → v3.8), supprimez l’ancienne.</w:t>
       </w:r>
     </w:p>
     <w:bookmarkEnd w:id="23"/>
@@ -1963,25 +2435,439 @@
         <w:pStyle w:val="BodyText"/>
       </w:pPr>
       <w:r>
-        <w:t xml:space="preserve">Ensuite, ouvrez le fichier</w:t>
-      </w:r>
-      <w:r>
-        <w:t xml:space="preserve"> </w:t>
-      </w:r>
-      <w:r>
         <w:rPr>
           <w:bCs/>
           <w:b/>
         </w:rPr>
-        <w:t xml:space="preserve">dans l’aperçu SharePoint</w:t>
-      </w:r>
-      <w:r>
-        <w:t xml:space="preserve"> </w:t>
-      </w:r>
-      <w:r>
-        <w:t xml:space="preserve">(simple clic dans la bibliothèque). Résultat attendu : pas de mot de passe, et un bandeau qui demande de cliquer sur ⤓ Télécharger.</w:t>
-      </w:r>
-    </w:p>
+        <w:t xml:space="preserve">Ensuite, le test dans SharePoint</w:t>
+      </w:r>
+      <w:r>
+        <w:t xml:space="preserve"> </w:t>
+      </w:r>
+      <w:r>
+        <w:t xml:space="preserve">(simple clic sur le fichier dans la bibliothèque) :</w:t>
+      </w:r>
+    </w:p>
+    <w:tbl>
+      <w:tblPr>
+        <w:tblStyle w:val="Table"/>
+        <w:tblW w:type="pct" w:w="5000"/>
+        <w:tblLook w:firstRow="1" w:lastRow="0" w:firstColumn="0" w:lastColumn="0" w:noHBand="0" w:noVBand="0" w:val="0020"/>
+        <w:jc w:val="start"/>
+      </w:tblPr>
+      <w:tblGrid>
+        <w:gridCol w:w="1980"/>
+        <w:gridCol w:w="1980"/>
+        <w:gridCol w:w="1980"/>
+        <w:gridCol w:w="1980"/>
+      </w:tblGrid>
+      <w:tr>
+        <w:trPr>
+          <w:tblHeader w:val="true"/>
+        </w:trPr>
+        <w:tc>
+          <w:tcPr/>
+          <w:p>
+            <w:pPr>
+              <w:pStyle w:val="Compact"/>
+              <w:jc w:val="left"/>
+            </w:pPr>
+            <w:r>
+              <w:t xml:space="preserve">#</w:t>
+            </w:r>
+          </w:p>
+        </w:tc>
+        <w:tc>
+          <w:tcPr/>
+          <w:p>
+            <w:pPr>
+              <w:pStyle w:val="Compact"/>
+              <w:jc w:val="left"/>
+            </w:pPr>
+            <w:r>
+              <w:t xml:space="preserve">Action</w:t>
+            </w:r>
+          </w:p>
+        </w:tc>
+        <w:tc>
+          <w:tcPr/>
+          <w:p>
+            <w:pPr>
+              <w:pStyle w:val="Compact"/>
+              <w:jc w:val="left"/>
+            </w:pPr>
+            <w:r>
+              <w:t xml:space="preserve">Résultat attendu</w:t>
+            </w:r>
+          </w:p>
+        </w:tc>
+        <w:tc>
+          <w:tcPr/>
+          <w:p>
+            <w:pPr>
+              <w:pStyle w:val="Compact"/>
+              <w:jc w:val="left"/>
+            </w:pPr>
+            <w:r>
+              <w:t xml:space="preserve">✅ / ❌</w:t>
+            </w:r>
+          </w:p>
+        </w:tc>
+      </w:tr>
+      <w:tr>
+        <w:tc>
+          <w:tcPr/>
+          <w:p>
+            <w:pPr>
+              <w:pStyle w:val="Compact"/>
+              <w:jc w:val="left"/>
+            </w:pPr>
+            <w:r>
+              <w:t xml:space="preserve">S1</w:t>
+            </w:r>
+          </w:p>
+        </w:tc>
+        <w:tc>
+          <w:tcPr/>
+          <w:p>
+            <w:pPr>
+              <w:pStyle w:val="Compact"/>
+              <w:jc w:val="left"/>
+            </w:pPr>
+            <w:r>
+              <w:t xml:space="preserve">Ouvrir le fichier</w:t>
+            </w:r>
+          </w:p>
+        </w:tc>
+        <w:tc>
+          <w:tcPr/>
+          <w:p>
+            <w:pPr>
+              <w:pStyle w:val="Compact"/>
+              <w:jc w:val="left"/>
+            </w:pPr>
+            <w:r>
+              <w:t xml:space="preserve">Pas de mot de passe ; bandeau « Vous travaillez dans SharePoint… »</w:t>
+            </w:r>
+          </w:p>
+        </w:tc>
+        <w:tc>
+          <w:tcPr/>
+          <w:p>
+            <w:pPr>
+              <w:pStyle w:val="Compact"/>
+            </w:pPr>
+          </w:p>
+        </w:tc>
+      </w:tr>
+      <w:tr>
+        <w:tc>
+          <w:tcPr/>
+          <w:p>
+            <w:pPr>
+              <w:pStyle w:val="Compact"/>
+              <w:jc w:val="left"/>
+            </w:pPr>
+            <w:r>
+              <w:t xml:space="preserve">S2</w:t>
+            </w:r>
+          </w:p>
+        </w:tc>
+        <w:tc>
+          <w:tcPr/>
+          <w:p>
+            <w:pPr>
+              <w:pStyle w:val="Compact"/>
+              <w:jc w:val="left"/>
+            </w:pPr>
+            <w:r>
+              <w:t xml:space="preserve">Cocher « Personne en appréciation », choisir le poste, remplir le nom</w:t>
+            </w:r>
+          </w:p>
+        </w:tc>
+        <w:tc>
+          <w:tcPr/>
+          <w:p>
+            <w:pPr>
+              <w:pStyle w:val="Compact"/>
+              <w:jc w:val="left"/>
+            </w:pPr>
+            <w:r>
+              <w:t xml:space="preserve">Le formulaire s’affiche</w:t>
+            </w:r>
+          </w:p>
+        </w:tc>
+        <w:tc>
+          <w:tcPr/>
+          <w:p>
+            <w:pPr>
+              <w:pStyle w:val="Compact"/>
+            </w:pPr>
+          </w:p>
+        </w:tc>
+      </w:tr>
+      <w:tr>
+        <w:tc>
+          <w:tcPr/>
+          <w:p>
+            <w:pPr>
+              <w:pStyle w:val="Compact"/>
+              <w:jc w:val="left"/>
+            </w:pPr>
+            <w:r>
+              <w:t xml:space="preserve">S3</w:t>
+            </w:r>
+          </w:p>
+        </w:tc>
+        <w:tc>
+          <w:tcPr/>
+          <w:p>
+            <w:pPr>
+              <w:pStyle w:val="Compact"/>
+              <w:jc w:val="left"/>
+            </w:pPr>
+            <w:r>
+              <w:t xml:space="preserve">« ☁️ Déposer sur SharePoint »</w:t>
+            </w:r>
+          </w:p>
+        </w:tc>
+        <w:tc>
+          <w:tcPr/>
+          <w:p>
+            <w:pPr>
+              <w:pStyle w:val="Compact"/>
+              <w:jc w:val="left"/>
+            </w:pPr>
+            <w:r>
+              <w:t xml:space="preserve">La fenêtre propose « 📋 Copier le contenu du dépôt »</w:t>
+            </w:r>
+          </w:p>
+        </w:tc>
+        <w:tc>
+          <w:tcPr/>
+          <w:p>
+            <w:pPr>
+              <w:pStyle w:val="Compact"/>
+            </w:pPr>
+          </w:p>
+        </w:tc>
+      </w:tr>
+      <w:tr>
+        <w:tc>
+          <w:tcPr/>
+          <w:p>
+            <w:pPr>
+              <w:pStyle w:val="Compact"/>
+              <w:jc w:val="left"/>
+            </w:pPr>
+            <w:r>
+              <w:t xml:space="preserve">S4</w:t>
+            </w:r>
+          </w:p>
+        </w:tc>
+        <w:tc>
+          <w:tcPr/>
+          <w:p>
+            <w:pPr>
+              <w:pStyle w:val="Compact"/>
+              <w:jc w:val="left"/>
+            </w:pPr>
+            <w:r>
+              <w:t xml:space="preserve">« 📋 Copier », puis « 🔗 Ouvrir le formulaire de dépôt »</w:t>
+            </w:r>
+          </w:p>
+        </w:tc>
+        <w:tc>
+          <w:tcPr/>
+          <w:p>
+            <w:pPr>
+              <w:pStyle w:val="Compact"/>
+              <w:jc w:val="left"/>
+            </w:pPr>
+            <w:r>
+              <w:t xml:space="preserve">Le formulaire s’ouvre dans un nouvel onglet</w:t>
+            </w:r>
+          </w:p>
+        </w:tc>
+        <w:tc>
+          <w:tcPr/>
+          <w:p>
+            <w:pPr>
+              <w:pStyle w:val="Compact"/>
+            </w:pPr>
+          </w:p>
+        </w:tc>
+      </w:tr>
+      <w:tr>
+        <w:tc>
+          <w:tcPr/>
+          <w:p>
+            <w:pPr>
+              <w:pStyle w:val="Compact"/>
+              <w:jc w:val="left"/>
+            </w:pPr>
+            <w:r>
+              <w:t xml:space="preserve">S5</w:t>
+            </w:r>
+          </w:p>
+        </w:tc>
+        <w:tc>
+          <w:tcPr/>
+          <w:p>
+            <w:pPr>
+              <w:pStyle w:val="Compact"/>
+              <w:jc w:val="left"/>
+            </w:pPr>
+            <w:r>
+              <w:t xml:space="preserve">Coller (Ctrl+V) dans</w:t>
+            </w:r>
+            <w:r>
+              <w:t xml:space="preserve"> </w:t>
+            </w:r>
+            <w:r>
+              <w:rPr>
+                <w:bCs/>
+                <w:b/>
+              </w:rPr>
+              <w:t xml:space="preserve">Contenu</w:t>
+            </w:r>
+            <w:r>
+              <w:t xml:space="preserve">, puis Enregistrer</w:t>
+            </w:r>
+          </w:p>
+        </w:tc>
+        <w:tc>
+          <w:tcPr/>
+          <w:p>
+            <w:pPr>
+              <w:pStyle w:val="Compact"/>
+              <w:jc w:val="left"/>
+            </w:pPr>
+            <w:r>
+              <w:t xml:space="preserve">L’élément apparaît dans Depot_Appreciations ; le champ Contenu commence par</w:t>
+            </w:r>
+            <w:r>
+              <w:t xml:space="preserve"> </w:t>
+            </w:r>
+            <w:r>
+              <w:rPr>
+                <w:rStyle w:val="VerbatimChar"/>
+              </w:rPr>
+              <w:t xml:space="preserve">{"format":"appreciation-depot-v1"</w:t>
+            </w:r>
+          </w:p>
+        </w:tc>
+        <w:tc>
+          <w:tcPr/>
+          <w:p>
+            <w:pPr>
+              <w:pStyle w:val="Compact"/>
+            </w:pPr>
+          </w:p>
+        </w:tc>
+      </w:tr>
+      <w:tr>
+        <w:tc>
+          <w:tcPr/>
+          <w:p>
+            <w:pPr>
+              <w:pStyle w:val="Compact"/>
+              <w:jc w:val="left"/>
+            </w:pPr>
+            <w:r>
+              <w:t xml:space="preserve">S6</w:t>
+            </w:r>
+          </w:p>
+        </w:tc>
+        <w:tc>
+          <w:tcPr/>
+          <w:p>
+            <w:pPr>
+              <w:pStyle w:val="Compact"/>
+              <w:jc w:val="left"/>
+            </w:pPr>
+            <w:r>
+              <w:t xml:space="preserve">Dans l’onglet de l’application, cliquer sur « 📁 Charger un dossier » avec un fichier</w:t>
+            </w:r>
+            <w:r>
+              <w:t xml:space="preserve"> </w:t>
+            </w:r>
+            <w:r>
+              <w:rPr>
+                <w:rStyle w:val="VerbatimChar"/>
+              </w:rPr>
+              <w:t xml:space="preserve">.json</w:t>
+            </w:r>
+          </w:p>
+        </w:tc>
+        <w:tc>
+          <w:tcPr/>
+          <w:p>
+            <w:pPr>
+              <w:pStyle w:val="Compact"/>
+              <w:jc w:val="left"/>
+            </w:pPr>
+            <w:r>
+              <w:t xml:space="preserve">Les données reviennent</w:t>
+            </w:r>
+          </w:p>
+        </w:tc>
+        <w:tc>
+          <w:tcPr/>
+          <w:p>
+            <w:pPr>
+              <w:pStyle w:val="Compact"/>
+            </w:pPr>
+          </w:p>
+        </w:tc>
+      </w:tr>
+      <w:tr>
+        <w:tc>
+          <w:tcPr/>
+          <w:p>
+            <w:pPr>
+              <w:pStyle w:val="Compact"/>
+              <w:jc w:val="left"/>
+            </w:pPr>
+            <w:r>
+              <w:t xml:space="preserve">S7</w:t>
+            </w:r>
+          </w:p>
+        </w:tc>
+        <w:tc>
+          <w:tcPr/>
+          <w:p>
+            <w:pPr>
+              <w:pStyle w:val="Compact"/>
+              <w:jc w:val="left"/>
+            </w:pPr>
+            <w:r>
+              <w:t xml:space="preserve">« 🖨️ Aperçu PDF »</w:t>
+            </w:r>
+          </w:p>
+        </w:tc>
+        <w:tc>
+          <w:tcPr/>
+          <w:p>
+            <w:pPr>
+              <w:pStyle w:val="Compact"/>
+              <w:jc w:val="left"/>
+            </w:pPr>
+            <w:r>
+              <w:t xml:space="preserve">Notez si la fenêtre d’impression s’affiche (cela dépend des réglages de Microsoft)</w:t>
+            </w:r>
+          </w:p>
+        </w:tc>
+        <w:tc>
+          <w:tcPr/>
+          <w:p>
+            <w:pPr>
+              <w:pStyle w:val="Compact"/>
+            </w:pPr>
+          </w:p>
+        </w:tc>
+      </w:tr>
+    </w:tbl>
     <w:bookmarkEnd w:id="24"/>
     <w:bookmarkStart w:id="25" w:name="X924c193ca749d0f49ffb10e9a19f6c35513fbb1"/>
     <w:p>
@@ -2003,51 +2889,7 @@
         <w:t xml:space="preserve"> </w:t>
       </w:r>
       <w:r>
-        <w:t xml:space="preserve">- lit le fichier joint ;</w:t>
-      </w:r>
-      <w:r>
-        <w:t xml:space="preserve"> </w:t>
-      </w:r>
-      <w:r>
-        <w:t xml:space="preserve">- reconnaît le déposant (son compte de la Ville) ;</w:t>
-      </w:r>
-      <w:r>
-        <w:t xml:space="preserve"> </w:t>
-      </w:r>
-      <w:r>
-        <w:t xml:space="preserve">- vérifie que c’est bien son étape ;</w:t>
-      </w:r>
-      <w:r>
-        <w:t xml:space="preserve"> </w:t>
-      </w:r>
-      <w:r>
-        <w:t xml:space="preserve">- ne recopie que les sections que son rôle peut modifier ;</w:t>
-      </w:r>
-      <w:r>
-        <w:t xml:space="preserve"> </w:t>
-      </w:r>
-      <w:r>
-        <w:t xml:space="preserve">- met à jour le dossier dans Dossiers_Appreciations ;</w:t>
-      </w:r>
-      <w:r>
-        <w:t xml:space="preserve"> </w:t>
-      </w:r>
-      <w:r>
-        <w:t xml:space="preserve">- avise la personne suivante ;</w:t>
-      </w:r>
-      <w:r>
-        <w:t xml:space="preserve"> </w:t>
-      </w:r>
-      <w:r>
-        <w:t xml:space="preserve">- supprime l’élément de dépôt.</w:t>
-      </w:r>
-    </w:p>
-    <w:p>
-      <w:pPr>
-        <w:pStyle w:val="BodyText"/>
-      </w:pPr>
-      <w:r>
-        <w:t xml:space="preserve">Il n’utilise que des connecteurs standard (SharePoint, Office 365 Outlook, Office 365 Users), donc</w:t>
+        <w:t xml:space="preserve">- lit le champ</w:t>
       </w:r>
       <w:r>
         <w:t xml:space="preserve"> </w:t>
@@ -2057,6 +2899,66 @@
           <w:bCs/>
           <w:b/>
         </w:rPr>
+        <w:t xml:space="preserve">Contenu</w:t>
+      </w:r>
+      <w:r>
+        <w:t xml:space="preserve"> </w:t>
+      </w:r>
+      <w:r>
+        <w:t xml:space="preserve">(ou, s’il est vide, le fichier joint) ;</w:t>
+      </w:r>
+      <w:r>
+        <w:t xml:space="preserve"> </w:t>
+      </w:r>
+      <w:r>
+        <w:t xml:space="preserve">- reconnaît le déposant (son compte de la Ville) ;</w:t>
+      </w:r>
+      <w:r>
+        <w:t xml:space="preserve"> </w:t>
+      </w:r>
+      <w:r>
+        <w:t xml:space="preserve">- vérifie que c’est bien son étape ;</w:t>
+      </w:r>
+      <w:r>
+        <w:t xml:space="preserve"> </w:t>
+      </w:r>
+      <w:r>
+        <w:t xml:space="preserve">- ne recopie que les sections que son rôle peut modifier ;</w:t>
+      </w:r>
+      <w:r>
+        <w:t xml:space="preserve"> </w:t>
+      </w:r>
+      <w:r>
+        <w:t xml:space="preserve">- met à jour le dossier dans Dossiers_Appreciations ;</w:t>
+      </w:r>
+      <w:r>
+        <w:t xml:space="preserve"> </w:t>
+      </w:r>
+      <w:r>
+        <w:t xml:space="preserve">- avise la personne suivante ;</w:t>
+      </w:r>
+      <w:r>
+        <w:t xml:space="preserve"> </w:t>
+      </w:r>
+      <w:r>
+        <w:t xml:space="preserve">- supprime l’élément de dépôt.</w:t>
+      </w:r>
+    </w:p>
+    <w:p>
+      <w:pPr>
+        <w:pStyle w:val="BodyText"/>
+      </w:pPr>
+      <w:r>
+        <w:t xml:space="preserve">Il n’utilise que des connecteurs standard (SharePoint, Office 365 Outlook, Office 365 Users), donc</w:t>
+      </w:r>
+      <w:r>
+        <w:t xml:space="preserve"> </w:t>
+      </w:r>
+      <w:r>
+        <w:rPr>
+          <w:bCs/>
+          <w:b/>
+        </w:rPr>
         <w:t xml:space="preserve">aucune licence Premium</w:t>
       </w:r>
       <w:r>
@@ -2077,7 +2979,7 @@
       <w:pPr>
         <w:numPr>
           <w:ilvl w:val="0"/>
-          <w:numId w:val="1006"/>
+          <w:numId w:val="1007"/>
         </w:numPr>
         <w:pStyle w:val="Compact"/>
       </w:pPr>
@@ -2105,7 +3007,7 @@
       <w:pPr>
         <w:numPr>
           <w:ilvl w:val="0"/>
-          <w:numId w:val="1006"/>
+          <w:numId w:val="1007"/>
         </w:numPr>
         <w:pStyle w:val="Compact"/>
       </w:pPr>
@@ -2117,19 +3019,31 @@
       <w:pPr>
         <w:numPr>
           <w:ilvl w:val="0"/>
-          <w:numId w:val="1006"/>
+          <w:numId w:val="1007"/>
         </w:numPr>
         <w:pStyle w:val="Compact"/>
       </w:pPr>
       <w:r>
-        <w:t xml:space="preserve">Retirer le mot de passe de l’application : il protège le brouillon sur le poste, et il est déjà sauté automatiquement dans l’aperçu SharePoint.</w:t>
+        <w:t xml:space="preserve">Retirer le mot de passe de l’application : il protège le brouillon sur le poste, et il est déjà sauté automatiquement dans SharePoint.</w:t>
       </w:r>
     </w:p>
     <w:p>
       <w:pPr>
         <w:numPr>
           <w:ilvl w:val="0"/>
-          <w:numId w:val="1006"/>
+          <w:numId w:val="1007"/>
+        </w:numPr>
+        <w:pStyle w:val="Compact"/>
+      </w:pPr>
+      <w:r>
+        <w:t xml:space="preserve">Activer le texte enrichi dans la colonne « Contenu » : il abîmerait le contenu collé.</w:t>
+      </w:r>
+    </w:p>
+    <w:p>
+      <w:pPr>
+        <w:numPr>
+          <w:ilvl w:val="0"/>
+          <w:numId w:val="1007"/>
         </w:numPr>
         <w:pStyle w:val="Compact"/>
       </w:pPr>
@@ -2525,9 +3439,6 @@
     </w:lvlOverride>
   </w:num>
   <w:num w:numId="1002">
-    <w:abstractNumId w:val="991"/>
-  </w:num>
-  <w:num w:numId="1003">
     <w:abstractNumId w:val="99411"/>
     <w:lvlOverride w:ilvl="0">
       <w:startOverride w:val="1"/>
@@ -2557,7 +3468,40 @@
       <w:startOverride w:val="1"/>
     </w:lvlOverride>
   </w:num>
+  <w:num w:numId="1003">
+    <w:abstractNumId w:val="991"/>
+  </w:num>
   <w:num w:numId="1004">
+    <w:abstractNumId w:val="99411"/>
+    <w:lvlOverride w:ilvl="0">
+      <w:startOverride w:val="1"/>
+    </w:lvlOverride>
+    <w:lvlOverride w:ilvl="1">
+      <w:startOverride w:val="1"/>
+    </w:lvlOverride>
+    <w:lvlOverride w:ilvl="2">
+      <w:startOverride w:val="1"/>
+    </w:lvlOverride>
+    <w:lvlOverride w:ilvl="3">
+      <w:startOverride w:val="1"/>
+    </w:lvlOverride>
+    <w:lvlOverride w:ilvl="4">
+      <w:startOverride w:val="1"/>
+    </w:lvlOverride>
+    <w:lvlOverride w:ilvl="5">
+      <w:startOverride w:val="1"/>
+    </w:lvlOverride>
+    <w:lvlOverride w:ilvl="6">
+      <w:startOverride w:val="1"/>
+    </w:lvlOverride>
+    <w:lvlOverride w:ilvl="7">
+      <w:startOverride w:val="1"/>
+    </w:lvlOverride>
+    <w:lvlOverride w:ilvl="8">
+      <w:startOverride w:val="1"/>
+    </w:lvlOverride>
+  </w:num>
+  <w:num w:numId="1005">
     <w:abstractNumId w:val="99413"/>
     <w:lvlOverride w:ilvl="0">
       <w:startOverride w:val="3"/>
@@ -2587,7 +3531,7 @@
       <w:startOverride w:val="3"/>
     </w:lvlOverride>
   </w:num>
-  <w:num w:numId="1005">
+  <w:num w:numId="1006">
     <w:abstractNumId w:val="99411"/>
     <w:lvlOverride w:ilvl="0">
       <w:startOverride w:val="1"/>
@@ -2617,7 +3561,7 @@
       <w:startOverride w:val="1"/>
     </w:lvlOverride>
   </w:num>
-  <w:num w:numId="1006">
+  <w:num w:numId="1007">
     <w:abstractNumId w:val="991"/>
   </w:num>
 </w:numbering>

--- a/sharepoint-html-kit/appreciation/1-GUIDE-INSTALLATION.docx
+++ b/sharepoint-html-kit/appreciation/1-GUIDE-INSTALLATION.docx
@@ -2962,7 +2962,20 @@
         <w:t xml:space="preserve">aucune licence Premium</w:t>
       </w:r>
       <w:r>
-        <w:t xml:space="preserve">. Prévoyez 2 à 3 jours avec les tests. Dans le site de test, il peut être construit avec votre propre compte. Pour le site officiel, il faudra un compte de service fourni par le TI. Le guide pas à pas sera fourni à cette étape.</w:t>
+        <w:t xml:space="preserve">. Le guide pas à pas est</w:t>
+      </w:r>
+      <w:r>
+        <w:t xml:space="preserve"> </w:t>
+      </w:r>
+      <w:r>
+        <w:rPr>
+          <w:bCs/>
+          <w:b/>
+        </w:rPr>
+        <w:t xml:space="preserve">5-GUIDE-FLUX-DEPOT</w:t>
+      </w:r>
+      <w:r>
+        <w:t xml:space="preserve">. Dans le site de test, construisez-le avec votre propre compte : son mode test vous permet de jouer les 4 rôles seule. Pour le site officiel, il faudra un compte de service fourni par le TI.</w:t>
       </w:r>
     </w:p>
     <w:bookmarkEnd w:id="25"/>
